--- a/00_BASE/curriculo/Espedito_Roza_Senior_Product_Designer_EN.docx
+++ b/00_BASE/curriculo/Espedito_Roza_Senior_Product_Designer_EN.docx
@@ -946,6 +946,29 @@
           <w:i w:val="0"/>
           <w:sz w:val="19"/>
         </w:rPr>
+        <w:t xml:space="preserve">AI: </w:t>
+      </w:r>
+      <w:r>
+        <w:rPr>
+          <w:rFonts w:ascii="Liberation Sans" w:hAnsi="Liberation Sans" w:eastAsia="Liberation Sans"/>
+          <w:b w:val="0"/>
+          <w:i w:val="0"/>
+          <w:sz w:val="19"/>
+        </w:rPr>
+        <w:t>Claude, Claude Code, OpenAI Codex, ChatGPT, Gemini, NotebookLM, Google AI Studio, Google Stitch, Figma Make</w:t>
+      </w:r>
+    </w:p>
+    <w:p>
+      <w:pPr>
+        <w:spacing w:before="0" w:after="20" w:line="259" w:lineRule="auto"/>
+      </w:pPr>
+      <w:r>
+        <w:rPr>
+          <w:rFonts w:ascii="Liberation Sans" w:hAnsi="Liberation Sans" w:eastAsia="Liberation Sans"/>
+          <w:b/>
+          <w:i w:val="0"/>
+          <w:sz w:val="19"/>
+        </w:rPr>
         <w:t xml:space="preserve">Languages: </w:t>
       </w:r>
       <w:r>
